--- a/student-guide/docs/Student_Guide.docx
+++ b/student-guide/docs/Student_Guide.docx
@@ -27,19 +27,19 @@
         <w:pStyle w:val="Date"/>
       </w:pPr>
       <w:r>
-        <w:t xml:space="preserve">August</w:t>
+        <w:t xml:space="preserve">September</w:t>
       </w:r>
       <w:r>
         <w:t xml:space="preserve"> </w:t>
       </w:r>
       <w:r>
-        <w:t xml:space="preserve">13,</w:t>
+        <w:t xml:space="preserve">09,</w:t>
       </w:r>
       <w:r>
         <w:t xml:space="preserve"> </w:t>
       </w:r>
       <w:r>
-        <w:t xml:space="preserve">2025</w:t>
+        <w:t xml:space="preserve">2026</w:t>
       </w:r>
     </w:p>
     <w:sdt>
@@ -1532,7 +1532,7 @@
         <w:rPr>
           <w:rStyle w:val="VerbatimChar"/>
         </w:rPr>
-        <w:t xml:space="preserve">##  date     2025-08-13</w:t>
+        <w:t xml:space="preserve">##  date     2026-09-09</w:t>
       </w:r>
       <w:r>
         <w:br/>
@@ -1577,7 +1577,7 @@
         <w:rPr>
           <w:rStyle w:val="VerbatimChar"/>
         </w:rPr>
-        <w:t xml:space="preserve">##  bookdown      0.43    2025-04-15 [1] CRAN (R 4.3.2)</w:t>
+        <w:t xml:space="preserve">##  bookdown      0.46    2025-12-05 [1] CRAN (R 4.3.2)</w:t>
       </w:r>
       <w:r>
         <w:br/>
@@ -1595,7 +1595,7 @@
         <w:rPr>
           <w:rStyle w:val="VerbatimChar"/>
         </w:rPr>
-        <w:t xml:space="preserve">##  cli           3.6.2   2023-12-11 [1] RSPM (R 4.3.0)</w:t>
+        <w:t xml:space="preserve">##  cli           3.6.5   2025-04-23 [1] CRAN (R 4.3.2)</w:t>
       </w:r>
       <w:r>
         <w:br/>
@@ -1631,7 +1631,7 @@
         <w:rPr>
           <w:rStyle w:val="VerbatimChar"/>
         </w:rPr>
-        <w:t xml:space="preserve">##  evaluate      1.0.4   2025-06-18 [1] CRAN (R 4.3.2)</w:t>
+        <w:t xml:space="preserve">##  evaluate      1.0.5   2025-08-27 [1] CRAN (R 4.3.2)</w:t>
       </w:r>
       <w:r>
         <w:br/>
@@ -1766,7 +1766,7 @@
         <w:rPr>
           <w:rStyle w:val="VerbatimChar"/>
         </w:rPr>
-        <w:t xml:space="preserve">##  pkgload       1.3.4   2024-01-16 [1] RSPM (R 4.3.0)</w:t>
+        <w:t xml:space="preserve">##  pkgload       1.4.1   2025-09-23 [1] CRAN (R 4.3.2)</w:t>
       </w:r>
       <w:r>
         <w:br/>
@@ -1802,7 +1802,7 @@
         <w:rPr>
           <w:rStyle w:val="VerbatimChar"/>
         </w:rPr>
-        <w:t xml:space="preserve">##  R6            2.5.1   2021-08-19 [1] RSPM (R 4.3.0)</w:t>
+        <w:t xml:space="preserve">##  R6            2.6.1   2025-02-15 [1] CRAN (R 4.3.2)</w:t>
       </w:r>
       <w:r>
         <w:br/>
@@ -1910,7 +1910,7 @@
         <w:rPr>
           <w:rStyle w:val="VerbatimChar"/>
         </w:rPr>
-        <w:t xml:space="preserve">##  xfun          0.52    2025-04-02 [1] CRAN (R 4.3.2)</w:t>
+        <w:t xml:space="preserve">##  xfun          0.55    2025-12-16 [1] CRAN (R 4.3.2)</w:t>
       </w:r>
       <w:r>
         <w:br/>
@@ -1928,7 +1928,7 @@
         <w:rPr>
           <w:rStyle w:val="VerbatimChar"/>
         </w:rPr>
-        <w:t xml:space="preserve">##  yaml          2.3.10  2024-07-26 [1] CRAN (R 4.3.2)</w:t>
+        <w:t xml:space="preserve">##  yaml          2.3.12  2025-12-10 [1] CRAN (R 4.3.2)</w:t>
       </w:r>
       <w:r>
         <w:br/>

--- a/student-guide/docs/Student_Guide.docx
+++ b/student-guide/docs/Student_Guide.docx
@@ -13,27 +13,21 @@
         <w:t xml:space="preserve"> </w:t>
       </w:r>
       <w:r>
-        <w:t xml:space="preserve">Book</w:t>
+        <w:t xml:space="preserve">101</w:t>
+      </w:r>
+    </w:p>
+    <w:p>
+      <w:pPr>
+        <w:pStyle w:val="Date"/>
+      </w:pPr>
+      <w:r>
+        <w:t xml:space="preserve">September</w:t>
       </w:r>
       <w:r>
         <w:t xml:space="preserve"> </w:t>
       </w:r>
       <w:r>
-        <w:t xml:space="preserve">Name</w:t>
-      </w:r>
-    </w:p>
-    <w:p>
-      <w:pPr>
-        <w:pStyle w:val="Date"/>
-      </w:pPr>
-      <w:r>
-        <w:t xml:space="preserve">September</w:t>
-      </w:r>
-      <w:r>
-        <w:t xml:space="preserve"> </w:t>
-      </w:r>
-      <w:r>
-        <w:t xml:space="preserve">09,</w:t>
+        <w:t xml:space="preserve">11,</w:t>
       </w:r>
       <w:r>
         <w:t xml:space="preserve"> </w:t>
@@ -68,7 +62,7 @@
         </w:p>
       </w:sdtContent>
     </w:sdt>
-    <w:bookmarkStart w:id="25" w:name="about-this-book"/>
+    <w:bookmarkStart w:id="32" w:name="about-this-book"/>
     <w:p>
       <w:pPr>
         <w:pStyle w:val="Heading1"/>
@@ -82,7 +76,7 @@
         <w:pStyle w:val="FirstParagraph"/>
       </w:pPr>
       <w:r>
-        <w:t xml:space="preserve">This book is part of a series of books for the Genomic Data Science Analysis, Visualization, and Informatics Lab-space (AnVIL) of the National Human Genome Research Institute (NHGRI). Learn more about AnVIL by visiting</w:t>
+        <w:t xml:space="preserve">Welcome to AnVIL 101! This book is part of a collection of resources for the Genomic Data Science Analysis, Visualization, and Informatics Lab-space (AnVIL) of the National Human Genome Research Institute (NHGRI). Learn more about AnVIL by visiting</w:t>
       </w:r>
       <w:r>
         <w:t xml:space="preserve"> </w:t>
@@ -116,92 +110,353 @@
         <w:t xml:space="preserve">.</w:t>
       </w:r>
     </w:p>
-    <w:bookmarkStart w:id="22" w:name="skills-level"/>
-    <w:p>
-      <w:pPr>
-        <w:pStyle w:val="Heading2"/>
-      </w:pPr>
-      <w:r>
-        <w:t xml:space="preserve">Skills Level</w:t>
-      </w:r>
-    </w:p>
-    <w:p>
-      <w:pPr>
-        <w:pStyle w:val="FirstParagraph"/>
-      </w:pPr>
-      <w:r>
-        <w:rPr>
-          <w:iCs/>
-          <w:i/>
-        </w:rPr>
-        <w:t xml:space="preserve">Genetics</w:t>
+    <w:p>
+      <w:pPr>
+        <w:pStyle w:val="BodyText"/>
+      </w:pPr>
+      <w:r>
+        <w:drawing>
+          <wp:inline>
+            <wp:extent cx="3733800" cy="2600206"/>
+            <wp:effectExtent b="0" l="0" r="0" t="0"/>
+            <wp:docPr descr="" title="" id="23" name="Picture"/>
+            <a:graphic>
+              <a:graphicData uri="http://schemas.openxmlformats.org/drawingml/2006/picture">
+                <pic:pic>
+                  <pic:nvPicPr>
+                    <pic:cNvPr descr="assets/Training_roadmap_sketch.png" id="24" name="Picture"/>
+                    <pic:cNvPicPr>
+                      <a:picLocks noChangeArrowheads="1" noChangeAspect="1"/>
+                    </pic:cNvPicPr>
+                  </pic:nvPicPr>
+                  <pic:blipFill>
+                    <a:blip r:embed="rId22"/>
+                    <a:stretch>
+                      <a:fillRect/>
+                    </a:stretch>
+                  </pic:blipFill>
+                  <pic:spPr bwMode="auto">
+                    <a:xfrm>
+                      <a:off x="0" y="0"/>
+                      <a:ext cx="3733800" cy="2600206"/>
+                    </a:xfrm>
+                    <a:prstGeom prst="rect">
+                      <a:avLst/>
+                    </a:prstGeom>
+                    <a:noFill/>
+                    <a:ln w="9525">
+                      <a:noFill/>
+                      <a:headEnd/>
+                      <a:tailEnd/>
+                    </a:ln>
+                  </pic:spPr>
+                </pic:pic>
+              </a:graphicData>
+            </a:graphic>
+          </wp:inline>
+        </w:drawing>
+      </w:r>
+    </w:p>
+    <w:p>
+      <w:pPr>
+        <w:pStyle w:val="BodyText"/>
+      </w:pPr>
+      <w:r>
+        <w:t xml:space="preserve">This book is a companion to the</w:t>
       </w:r>
       <w:r>
         <w:t xml:space="preserve"> </w:t>
       </w:r>
-    </w:p>
-    <w:p>
-      <w:pPr>
-        <w:pStyle w:val="BodyText"/>
-      </w:pPr>
-      <w:r>
-        <w:rPr>
-          <w:iCs/>
-          <w:i/>
-        </w:rPr>
-        <w:t xml:space="preserve">Programming skills</w:t>
-      </w:r>
-      <w:r>
-        <w:t xml:space="preserve"> </w:t>
-      </w:r>
-    </w:p>
-    <w:bookmarkEnd w:id="22"/>
-    <w:bookmarkStart w:id="24" w:name="anvil-collection"/>
-    <w:p>
-      <w:pPr>
-        <w:pStyle w:val="Heading2"/>
-      </w:pPr>
-      <w:r>
-        <w:t xml:space="preserve">AnVIL Collection</w:t>
-      </w:r>
-    </w:p>
-    <w:p>
-      <w:pPr>
-        <w:pStyle w:val="FirstParagraph"/>
-      </w:pPr>
-      <w:r>
-        <w:t xml:space="preserve">Please check out our full collection of AnVIL and related resources:</w:t>
-      </w:r>
-      <w:r>
-        <w:t xml:space="preserve"> </w:t>
-      </w:r>
-      <w:hyperlink r:id="rId23">
+      <w:hyperlink r:id="rId25">
         <w:r>
           <w:rPr>
             <w:rStyle w:val="Hyperlink"/>
           </w:rPr>
-          <w:t xml:space="preserve">https://hutchdatascience.org/AnVIL_Collection/</w:t>
+          <w:t xml:space="preserve">virtual AnVIL101 workshop</w:t>
         </w:r>
       </w:hyperlink>
-    </w:p>
-    <w:bookmarkEnd w:id="24"/>
-    <w:bookmarkEnd w:id="25"/>
-    <w:bookmarkStart w:id="26" w:name="learning-objectives"/>
+      <w:r>
+        <w:t xml:space="preserve">, containing a walkthrough of the material. You can work through this book on your own, or you can:</w:t>
+      </w:r>
+    </w:p>
+    <w:p>
+      <w:pPr>
+        <w:numPr>
+          <w:ilvl w:val="0"/>
+          <w:numId w:val="1001"/>
+        </w:numPr>
+        <w:pStyle w:val="Compact"/>
+      </w:pPr>
+      <w:r>
+        <w:t xml:space="preserve">Join us for an</w:t>
+      </w:r>
+      <w:r>
+        <w:t xml:space="preserve"> </w:t>
+      </w:r>
+      <w:hyperlink r:id="rId25">
+        <w:r>
+          <w:rPr>
+            <w:rStyle w:val="Hyperlink"/>
+          </w:rPr>
+          <w:t xml:space="preserve">upcoming workshop</w:t>
+        </w:r>
+      </w:hyperlink>
+    </w:p>
+    <w:p>
+      <w:pPr>
+        <w:numPr>
+          <w:ilvl w:val="0"/>
+          <w:numId w:val="1001"/>
+        </w:numPr>
+        <w:pStyle w:val="Compact"/>
+      </w:pPr>
+      <w:r>
+        <w:t xml:space="preserve">Watch a</w:t>
+      </w:r>
+      <w:r>
+        <w:t xml:space="preserve"> </w:t>
+      </w:r>
+      <w:hyperlink r:id="rId26">
+        <w:r>
+          <w:rPr>
+            <w:rStyle w:val="Hyperlink"/>
+          </w:rPr>
+          <w:t xml:space="preserve">recording</w:t>
+        </w:r>
+      </w:hyperlink>
+      <w:r>
+        <w:t xml:space="preserve"> </w:t>
+      </w:r>
+      <w:r>
+        <w:t xml:space="preserve">of a past workshop</w:t>
+      </w:r>
+    </w:p>
+    <w:bookmarkStart w:id="29" w:name="who-is-anvil-101-for"/>
+    <w:p>
+      <w:pPr>
+        <w:pStyle w:val="Heading2"/>
+      </w:pPr>
+      <w:r>
+        <w:t xml:space="preserve">Who is AnVIL 101 for?</w:t>
+      </w:r>
+    </w:p>
+    <w:p>
+      <w:pPr>
+        <w:pStyle w:val="FirstParagraph"/>
+      </w:pPr>
+      <w:r>
+        <w:t xml:space="preserve">AnVIL 101 gives a brief tour of the AnVIL ecosystem and walks through the basics of setting up a compute environment on AnVIL.</w:t>
+      </w:r>
+      <w:r>
+        <w:t xml:space="preserve"> </w:t>
+      </w:r>
+      <w:r>
+        <w:rPr>
+          <w:bCs/>
+          <w:b/>
+        </w:rPr>
+        <w:t xml:space="preserve">If you have never used AnVIL before, this is a great place to start!</w:t>
+      </w:r>
+    </w:p>
+    <w:p>
+      <w:pPr>
+        <w:pStyle w:val="BodyText"/>
+      </w:pPr>
+      <w:r>
+        <w:t xml:space="preserve">If you have previously set up your AnVIL account and started up an interactive computing environment (Jupyter, RStudio, or Galaxy), then you may be more interested in other materials, such as our monthly</w:t>
+      </w:r>
+      <w:r>
+        <w:t xml:space="preserve"> </w:t>
+      </w:r>
+      <w:hyperlink r:id="rId27">
+        <w:r>
+          <w:rPr>
+            <w:rStyle w:val="Hyperlink"/>
+          </w:rPr>
+          <w:t xml:space="preserve">virtual AnVIL Demos</w:t>
+        </w:r>
+      </w:hyperlink>
+      <w:r>
+        <w:t xml:space="preserve"> </w:t>
+      </w:r>
+      <w:r>
+        <w:t xml:space="preserve">which dive deeper into how people use AnVIL for research. Check out the</w:t>
+      </w:r>
+      <w:r>
+        <w:t xml:space="preserve"> </w:t>
+      </w:r>
+      <w:hyperlink r:id="rId28">
+        <w:r>
+          <w:rPr>
+            <w:rStyle w:val="Hyperlink"/>
+          </w:rPr>
+          <w:t xml:space="preserve">AnVIL Training website</w:t>
+        </w:r>
+      </w:hyperlink>
+      <w:r>
+        <w:t xml:space="preserve"> </w:t>
+      </w:r>
+      <w:r>
+        <w:t xml:space="preserve">to learn more about other training opportunities.</w:t>
+      </w:r>
+    </w:p>
+    <w:p>
+      <w:pPr>
+        <w:pStyle w:val="BodyText"/>
+      </w:pPr>
+      <w:r>
+        <w:t xml:space="preserve">This book walks you through the basics of using AnVIL, which requires you to have an active Billing Project to pay for the computing resources that you use.</w:t>
+      </w:r>
+      <w:r>
+        <w:t xml:space="preserve"> </w:t>
+      </w:r>
+      <w:r>
+        <w:rPr>
+          <w:bCs/>
+          <w:b/>
+        </w:rPr>
+        <w:t xml:space="preserve">If you join us for a</w:t>
+      </w:r>
+      <w:r>
+        <w:rPr>
+          <w:bCs/>
+          <w:b/>
+        </w:rPr>
+        <w:t xml:space="preserve"> </w:t>
+      </w:r>
+      <w:hyperlink r:id="rId25">
+        <w:r>
+          <w:rPr>
+            <w:rStyle w:val="Hyperlink"/>
+            <w:bCs/>
+            <w:b/>
+          </w:rPr>
+          <w:t xml:space="preserve">live AnVIL 101 virtual workshop</w:t>
+        </w:r>
+      </w:hyperlink>
+      <w:r>
+        <w:rPr>
+          <w:bCs/>
+          <w:b/>
+        </w:rPr>
+        <w:t xml:space="preserve">, we will take care of the Billing Project for you.</w:t>
+      </w:r>
+    </w:p>
+    <w:p>
+      <w:pPr>
+        <w:pStyle w:val="BodyText"/>
+      </w:pPr>
+      <w:r>
+        <w:t xml:space="preserve">The beginning chapters, which give an overview of AnVIL, can be done without an AnVIL account or Billing Project.</w:t>
+      </w:r>
+    </w:p>
+    <w:bookmarkEnd w:id="29"/>
+    <w:bookmarkStart w:id="30" w:name="skills-level"/>
+    <w:p>
+      <w:pPr>
+        <w:pStyle w:val="Heading2"/>
+      </w:pPr>
+      <w:r>
+        <w:t xml:space="preserve">Skills Level</w:t>
+      </w:r>
+    </w:p>
+    <w:p>
+      <w:pPr>
+        <w:pStyle w:val="FirstParagraph"/>
+      </w:pPr>
+      <w:r>
+        <w:rPr>
+          <w:iCs/>
+          <w:i/>
+        </w:rPr>
+        <w:t xml:space="preserve">Genetics</w:t>
+      </w:r>
+    </w:p>
+    <w:p>
+      <w:pPr>
+        <w:pStyle w:val="BodyText"/>
+      </w:pPr>
+      <w:r>
+        <w:rPr>
+          <w:bCs/>
+          <w:b/>
+        </w:rPr>
+        <w:t xml:space="preserve">Novice</w:t>
+      </w:r>
+      <w:r>
+        <w:t xml:space="preserve">: no genetics knowledge needed</w:t>
+      </w:r>
+    </w:p>
+    <w:p>
+      <w:pPr>
+        <w:pStyle w:val="BodyText"/>
+      </w:pPr>
+      <w:r>
+        <w:rPr>
+          <w:iCs/>
+          <w:i/>
+        </w:rPr>
+        <w:t xml:space="preserve">Programming skills</w:t>
+      </w:r>
+    </w:p>
+    <w:p>
+      <w:pPr>
+        <w:pStyle w:val="BodyText"/>
+      </w:pPr>
+      <w:r>
+        <w:rPr>
+          <w:bCs/>
+          <w:b/>
+        </w:rPr>
+        <w:t xml:space="preserve">Novice</w:t>
+      </w:r>
+      <w:r>
+        <w:t xml:space="preserve">: no programming experience needed</w:t>
+      </w:r>
+    </w:p>
+    <w:bookmarkEnd w:id="30"/>
+    <w:bookmarkStart w:id="31" w:name="anvil-training"/>
+    <w:p>
+      <w:pPr>
+        <w:pStyle w:val="Heading2"/>
+      </w:pPr>
+      <w:r>
+        <w:t xml:space="preserve">AnVIL Training</w:t>
+      </w:r>
+    </w:p>
+    <w:p>
+      <w:pPr>
+        <w:pStyle w:val="FirstParagraph"/>
+      </w:pPr>
+      <w:r>
+        <w:t xml:space="preserve">Please check out</w:t>
+      </w:r>
+      <w:r>
+        <w:t xml:space="preserve"> </w:t>
+      </w:r>
+      <w:hyperlink r:id="rId28">
+        <w:r>
+          <w:rPr>
+            <w:rStyle w:val="Hyperlink"/>
+          </w:rPr>
+          <w:t xml:space="preserve">training.anvilproject.org</w:t>
+        </w:r>
+      </w:hyperlink>
+      <w:r>
+        <w:t xml:space="preserve"> </w:t>
+      </w:r>
+      <w:r>
+        <w:t xml:space="preserve">for additional learning opportunities and related resources.</w:t>
+      </w:r>
+    </w:p>
+    <w:bookmarkEnd w:id="31"/>
+    <w:bookmarkEnd w:id="32"/>
+    <w:bookmarkStart w:id="36" w:name="student-guide"/>
     <w:p>
       <w:pPr>
         <w:pStyle w:val="Heading1"/>
       </w:pPr>
       <w:r>
-        <w:t xml:space="preserve">Learning Objectives</w:t>
-      </w:r>
-    </w:p>
-    <w:bookmarkEnd w:id="26"/>
-    <w:bookmarkStart w:id="30" w:name="student-guide"/>
-    <w:p>
-      <w:pPr>
-        <w:pStyle w:val="Heading1"/>
-      </w:pPr>
-      <w:r>
         <w:rPr>
           <w:rStyle w:val="SectionNumber"/>
         </w:rPr>
@@ -214,7 +469,7 @@
         <w:t xml:space="preserve">Student Guide</w:t>
       </w:r>
     </w:p>
-    <w:bookmarkStart w:id="28" w:name="activity-one"/>
+    <w:bookmarkStart w:id="34" w:name="activity-one"/>
     <w:p>
       <w:pPr>
         <w:pStyle w:val="Heading2"/>
@@ -399,7 +654,7 @@
       <w:pPr>
         <w:pStyle w:val="BodyText"/>
       </w:pPr>
-      <w:hyperlink r:id="rId27">
+      <w:hyperlink r:id="rId33">
         <w:r>
           <w:rPr>
             <w:rStyle w:val="Hyperlink"/>
@@ -408,8 +663,8 @@
         </w:r>
       </w:hyperlink>
     </w:p>
-    <w:bookmarkEnd w:id="28"/>
-    <w:bookmarkStart w:id="29" w:name="activity-two"/>
+    <w:bookmarkEnd w:id="34"/>
+    <w:bookmarkStart w:id="35" w:name="activity-two"/>
     <w:p>
       <w:pPr>
         <w:pStyle w:val="Heading2"/>
@@ -435,9 +690,9 @@
         <w:t xml:space="preserve">Steps of the guide could go here.</w:t>
       </w:r>
     </w:p>
-    <w:bookmarkEnd w:id="29"/>
-    <w:bookmarkEnd w:id="30"/>
-    <w:bookmarkStart w:id="41" w:name="about-the-authors"/>
+    <w:bookmarkEnd w:id="35"/>
+    <w:bookmarkEnd w:id="36"/>
+    <w:bookmarkStart w:id="47" w:name="about-the-authors"/>
     <w:p>
       <w:pPr>
         <w:pStyle w:val="Heading1"/>
@@ -456,7 +711,7 @@
       <w:r>
         <w:t xml:space="preserve"> </w:t>
       </w:r>
-      <w:hyperlink r:id="rId31">
+      <w:hyperlink r:id="rId37">
         <w:r>
           <w:rPr>
             <w:rStyle w:val="Hyperlink"/>
@@ -568,7 +823,7 @@
               <w:pStyle w:val="Compact"/>
               <w:jc w:val="left"/>
             </w:pPr>
-            <w:hyperlink r:id="rId32">
+            <w:hyperlink r:id="rId38">
               <w:r>
                 <w:rPr>
                   <w:rStyle w:val="Hyperlink"/>
@@ -666,7 +921,7 @@
             <w:r>
               <w:t xml:space="preserve"> </w:t>
             </w:r>
-            <w:hyperlink r:id="rId33">
+            <w:hyperlink r:id="rId39">
               <w:r>
                 <w:rPr>
                   <w:rStyle w:val="Hyperlink"/>
@@ -680,7 +935,7 @@
             <w:r>
               <w:t xml:space="preserve"> </w:t>
             </w:r>
-            <w:hyperlink r:id="rId34">
+            <w:hyperlink r:id="rId40">
               <w:r>
                 <w:rPr>
                   <w:rStyle w:val="Hyperlink"/>
@@ -694,7 +949,7 @@
             <w:r>
               <w:t xml:space="preserve"> </w:t>
             </w:r>
-            <w:hyperlink r:id="rId35">
+            <w:hyperlink r:id="rId41">
               <w:r>
                 <w:rPr>
                   <w:rStyle w:val="Hyperlink"/>
@@ -807,7 +1062,7 @@
             <w:r>
               <w:t xml:space="preserve"> </w:t>
             </w:r>
-            <w:hyperlink r:id="rId36">
+            <w:hyperlink r:id="rId42">
               <w:r>
                 <w:rPr>
                   <w:rStyle w:val="Hyperlink"/>
@@ -994,7 +1249,7 @@
               <w:pStyle w:val="Compact"/>
               <w:jc w:val="left"/>
             </w:pPr>
-            <w:hyperlink r:id="rId37">
+            <w:hyperlink r:id="rId43">
               <w:r>
                 <w:rPr>
                   <w:rStyle w:val="Hyperlink"/>
@@ -1008,7 +1263,7 @@
             <w:r>
               <w:t xml:space="preserve"> </w:t>
             </w:r>
-            <w:hyperlink r:id="rId38">
+            <w:hyperlink r:id="rId44">
               <w:r>
                 <w:rPr>
                   <w:rStyle w:val="Hyperlink"/>
@@ -1039,7 +1294,7 @@
               <w:pStyle w:val="Compact"/>
               <w:jc w:val="left"/>
             </w:pPr>
-            <w:hyperlink r:id="rId37">
+            <w:hyperlink r:id="rId43">
               <w:r>
                 <w:rPr>
                   <w:rStyle w:val="Hyperlink"/>
@@ -1070,7 +1325,7 @@
               <w:pStyle w:val="Compact"/>
               <w:jc w:val="left"/>
             </w:pPr>
-            <w:hyperlink r:id="rId38">
+            <w:hyperlink r:id="rId44">
               <w:r>
                 <w:rPr>
                   <w:rStyle w:val="Hyperlink"/>
@@ -1084,7 +1339,7 @@
             <w:r>
               <w:t xml:space="preserve"> </w:t>
             </w:r>
-            <w:hyperlink r:id="rId37">
+            <w:hyperlink r:id="rId43">
               <w:r>
                 <w:rPr>
                   <w:rStyle w:val="Hyperlink"/>
@@ -1106,7 +1361,7 @@
             <w:r>
               <w:t xml:space="preserve">Package Developers (</w:t>
             </w:r>
-            <w:hyperlink r:id="rId39">
+            <w:hyperlink r:id="rId45">
               <w:r>
                 <w:rPr>
                   <w:rStyle w:val="Hyperlink"/>
@@ -1126,7 +1381,7 @@
               <w:pStyle w:val="Compact"/>
               <w:jc w:val="left"/>
             </w:pPr>
-            <w:hyperlink r:id="rId40">
+            <w:hyperlink r:id="rId46">
               <w:r>
                 <w:rPr>
                   <w:rStyle w:val="Hyperlink"/>
@@ -1140,7 +1395,7 @@
             <w:r>
               <w:t xml:space="preserve"> </w:t>
             </w:r>
-            <w:hyperlink r:id="rId37">
+            <w:hyperlink r:id="rId43">
               <w:r>
                 <w:rPr>
                   <w:rStyle w:val="Hyperlink"/>
@@ -1154,7 +1409,7 @@
             <w:r>
               <w:t xml:space="preserve"> </w:t>
             </w:r>
-            <w:hyperlink r:id="rId38">
+            <w:hyperlink r:id="rId44">
               <w:r>
                 <w:rPr>
                   <w:rStyle w:val="Hyperlink"/>
@@ -1532,7 +1787,7 @@
         <w:rPr>
           <w:rStyle w:val="VerbatimChar"/>
         </w:rPr>
-        <w:t xml:space="preserve">##  date     2026-09-09</w:t>
+        <w:t xml:space="preserve">##  date     2026-09-11</w:t>
       </w:r>
       <w:r>
         <w:br/>
@@ -1976,8 +2231,8 @@
         <w:t xml:space="preserve">## ──────────────────────────────────────────────────────────────────────────────</w:t>
       </w:r>
     </w:p>
-    <w:bookmarkEnd w:id="41"/>
-    <w:bookmarkStart w:id="42" w:name="references"/>
+    <w:bookmarkEnd w:id="47"/>
+    <w:bookmarkStart w:id="48" w:name="references"/>
     <w:p>
       <w:pPr>
         <w:pStyle w:val="Heading1"/>
@@ -1995,7 +2250,7 @@
         <w:t xml:space="preserve">References</w:t>
       </w:r>
     </w:p>
-    <w:bookmarkEnd w:id="42"/>
+    <w:bookmarkEnd w:id="48"/>
     <w:sectPr/>
   </w:body>
 </w:document>
@@ -2102,8 +2357,87 @@
       </w:pPr>
     </w:lvl>
   </w:abstractNum>
+  <w:abstractNum w:abstractNumId="991">
+    <w:nsid w:val="A991"/>
+    <w:multiLevelType w:val="multilevel"/>
+    <w:lvl w:ilvl="0">
+      <w:numFmt w:val="bullet"/>
+      <w:lvlText w:val="•"/>
+      <w:lvlJc w:val="left"/>
+      <w:pPr>
+        <w:ind w:left="720" w:hanging="480"/>
+      </w:pPr>
+    </w:lvl>
+    <w:lvl w:ilvl="1">
+      <w:numFmt w:val="bullet"/>
+      <w:lvlText w:val="–"/>
+      <w:lvlJc w:val="left"/>
+      <w:pPr>
+        <w:ind w:left="1440" w:hanging="480"/>
+      </w:pPr>
+    </w:lvl>
+    <w:lvl w:ilvl="2">
+      <w:numFmt w:val="bullet"/>
+      <w:lvlText w:val="•"/>
+      <w:lvlJc w:val="left"/>
+      <w:pPr>
+        <w:ind w:left="2160" w:hanging="480"/>
+      </w:pPr>
+    </w:lvl>
+    <w:lvl w:ilvl="3">
+      <w:numFmt w:val="bullet"/>
+      <w:lvlText w:val="–"/>
+      <w:lvlJc w:val="left"/>
+      <w:pPr>
+        <w:ind w:left="2880" w:hanging="480"/>
+      </w:pPr>
+    </w:lvl>
+    <w:lvl w:ilvl="4">
+      <w:numFmt w:val="bullet"/>
+      <w:lvlText w:val="•"/>
+      <w:lvlJc w:val="left"/>
+      <w:pPr>
+        <w:ind w:left="3600" w:hanging="480"/>
+      </w:pPr>
+    </w:lvl>
+    <w:lvl w:ilvl="5">
+      <w:numFmt w:val="bullet"/>
+      <w:lvlText w:val="–"/>
+      <w:lvlJc w:val="left"/>
+      <w:pPr>
+        <w:ind w:left="4320" w:hanging="480"/>
+      </w:pPr>
+    </w:lvl>
+    <w:lvl w:ilvl="6">
+      <w:numFmt w:val="bullet"/>
+      <w:lvlText w:val="•"/>
+      <w:lvlJc w:val="left"/>
+      <w:pPr>
+        <w:ind w:left="5040" w:hanging="480"/>
+      </w:pPr>
+    </w:lvl>
+    <w:lvl w:ilvl="7">
+      <w:numFmt w:val="bullet"/>
+      <w:lvlText w:val="–"/>
+      <w:lvlJc w:val="left"/>
+      <w:pPr>
+        <w:ind w:left="5760" w:hanging="480"/>
+      </w:pPr>
+    </w:lvl>
+    <w:lvl w:ilvl="8">
+      <w:numFmt w:val="bullet"/>
+      <w:lvlText w:val="•"/>
+      <w:lvlJc w:val="left"/>
+      <w:pPr>
+        <w:ind w:left="6480" w:hanging="480"/>
+      </w:pPr>
+    </w:lvl>
+  </w:abstractNum>
   <w:num w:numId="1000">
     <w:abstractNumId w:val="990"/>
+  </w:num>
+  <w:num w:numId="1001">
+    <w:abstractNumId w:val="991"/>
   </w:num>
 </w:numbering>
 </file>

--- a/student-guide/docs/Student_Guide.docx
+++ b/student-guide/docs/Student_Guide.docx
@@ -13,13 +13,7 @@
         <w:t xml:space="preserve"> </w:t>
       </w:r>
       <w:r>
-        <w:t xml:space="preserve">Book</w:t>
-      </w:r>
-      <w:r>
-        <w:t xml:space="preserve"> </w:t>
-      </w:r>
-      <w:r>
-        <w:t xml:space="preserve">Name</w:t>
+        <w:t xml:space="preserve">101</w:t>
       </w:r>
     </w:p>
     <w:p>
@@ -33,7 +27,7 @@
         <w:t xml:space="preserve"> </w:t>
       </w:r>
       <w:r>
-        <w:t xml:space="preserve">09,</w:t>
+        <w:t xml:space="preserve">11,</w:t>
       </w:r>
       <w:r>
         <w:t xml:space="preserve"> </w:t>
@@ -68,7 +62,7 @@
         </w:p>
       </w:sdtContent>
     </w:sdt>
-    <w:bookmarkStart w:id="25" w:name="about-this-book"/>
+    <w:bookmarkStart w:id="26" w:name="about-this-book"/>
     <w:p>
       <w:pPr>
         <w:pStyle w:val="Heading1"/>
@@ -139,6 +133,16 @@
       <w:r>
         <w:t xml:space="preserve"> </w:t>
       </w:r>
+      <w:r>
+        <w:rPr>
+          <w:bCs/>
+          <w:b/>
+        </w:rPr>
+        <w:t xml:space="preserve">Novice</w:t>
+      </w:r>
+      <w:r>
+        <w:t xml:space="preserve">: no genetics knowledge needed</w:t>
+      </w:r>
     </w:p>
     <w:p>
       <w:pPr>
@@ -153,6 +157,16 @@
       </w:r>
       <w:r>
         <w:t xml:space="preserve"> </w:t>
+      </w:r>
+      <w:r>
+        <w:rPr>
+          <w:bCs/>
+          <w:b/>
+        </w:rPr>
+        <w:t xml:space="preserve">Novice</w:t>
+      </w:r>
+      <w:r>
+        <w:t xml:space="preserve">: no programming experience needed</w:t>
       </w:r>
     </w:p>
     <w:bookmarkEnd w:id="22"/>
@@ -185,16 +199,16 @@
       </w:hyperlink>
     </w:p>
     <w:bookmarkEnd w:id="24"/>
+    <w:bookmarkStart w:id="25" w:name="learning-objectives"/>
+    <w:p>
+      <w:pPr>
+        <w:pStyle w:val="Heading2"/>
+      </w:pPr>
+      <w:r>
+        <w:t xml:space="preserve">Learning Objectives</w:t>
+      </w:r>
+    </w:p>
     <w:bookmarkEnd w:id="25"/>
-    <w:bookmarkStart w:id="26" w:name="learning-objectives"/>
-    <w:p>
-      <w:pPr>
-        <w:pStyle w:val="Heading1"/>
-      </w:pPr>
-      <w:r>
-        <w:t xml:space="preserve">Learning Objectives</w:t>
-      </w:r>
-    </w:p>
     <w:bookmarkEnd w:id="26"/>
     <w:bookmarkStart w:id="30" w:name="student-guide"/>
     <w:p>
@@ -1532,7 +1546,7 @@
         <w:rPr>
           <w:rStyle w:val="VerbatimChar"/>
         </w:rPr>
-        <w:t xml:space="preserve">##  date     2026-09-09</w:t>
+        <w:t xml:space="preserve">##  date     2026-09-11</w:t>
       </w:r>
       <w:r>
         <w:br/>
